--- a/tillsyn/A 61915-2024 tillsynsbegäran.docx
+++ b/tillsyn/A 61915-2024 tillsynsbegäran.docx
@@ -472,7 +472,7 @@
     <w:r>
       <w:tab/>
       <w:tab/>
-      <w:t>2024-12-31</w:t>
+      <w:t>2025-01-01</w:t>
       <w:br/>
       <w:br/>
     </w:r>

--- a/tillsyn/A 61915-2024 tillsynsbegäran.docx
+++ b/tillsyn/A 61915-2024 tillsynsbegäran.docx
@@ -472,7 +472,7 @@
     <w:r>
       <w:tab/>
       <w:tab/>
-      <w:t>2025-01-01</w:t>
+      <w:t>2025-01-02</w:t>
       <w:br/>
       <w:br/>
     </w:r>

--- a/tillsyn/A 61915-2024 tillsynsbegäran.docx
+++ b/tillsyn/A 61915-2024 tillsynsbegäran.docx
@@ -472,7 +472,7 @@
     <w:r>
       <w:tab/>
       <w:tab/>
-      <w:t>2025-01-02</w:t>
+      <w:t>2025-01-03</w:t>
       <w:br/>
       <w:br/>
     </w:r>

--- a/tillsyn/A 61915-2024 tillsynsbegäran.docx
+++ b/tillsyn/A 61915-2024 tillsynsbegäran.docx
@@ -472,7 +472,7 @@
     <w:r>
       <w:tab/>
       <w:tab/>
-      <w:t>2025-01-30</w:t>
+      <w:t>2025-01-31</w:t>
       <w:br/>
       <w:br/>
     </w:r>

--- a/tillsyn/A 61915-2024 tillsynsbegäran.docx
+++ b/tillsyn/A 61915-2024 tillsynsbegäran.docx
@@ -472,7 +472,7 @@
     <w:r>
       <w:tab/>
       <w:tab/>
-      <w:t>2025-01-31</w:t>
+      <w:t>2025-02-02</w:t>
       <w:br/>
       <w:br/>
     </w:r>

--- a/tillsyn/A 61915-2024 tillsynsbegäran.docx
+++ b/tillsyn/A 61915-2024 tillsynsbegäran.docx
@@ -472,7 +472,7 @@
     <w:r>
       <w:tab/>
       <w:tab/>
-      <w:t>2025-02-02</w:t>
+      <w:t>2025-02-03</w:t>
       <w:br/>
       <w:br/>
     </w:r>

--- a/tillsyn/A 61915-2024 tillsynsbegäran.docx
+++ b/tillsyn/A 61915-2024 tillsynsbegäran.docx
@@ -472,7 +472,7 @@
     <w:r>
       <w:tab/>
       <w:tab/>
-      <w:t>2025-02-03</w:t>
+      <w:t>2025-02-04</w:t>
       <w:br/>
       <w:br/>
     </w:r>

--- a/tillsyn/A 61915-2024 tillsynsbegäran.docx
+++ b/tillsyn/A 61915-2024 tillsynsbegäran.docx
@@ -472,7 +472,7 @@
     <w:r>
       <w:tab/>
       <w:tab/>
-      <w:t>2025-02-04</w:t>
+      <w:t>2025-02-05</w:t>
       <w:br/>
       <w:br/>
     </w:r>

--- a/tillsyn/A 61915-2024 tillsynsbegäran.docx
+++ b/tillsyn/A 61915-2024 tillsynsbegäran.docx
@@ -472,7 +472,7 @@
     <w:r>
       <w:tab/>
       <w:tab/>
-      <w:t>2025-02-05</w:t>
+      <w:t>2025-02-06</w:t>
       <w:br/>
       <w:br/>
     </w:r>

--- a/tillsyn/A 61915-2024 tillsynsbegäran.docx
+++ b/tillsyn/A 61915-2024 tillsynsbegäran.docx
@@ -472,7 +472,7 @@
     <w:r>
       <w:tab/>
       <w:tab/>
-      <w:t>2025-02-06</w:t>
+      <w:t>2025-02-07</w:t>
       <w:br/>
       <w:br/>
     </w:r>

--- a/tillsyn/A 61915-2024 tillsynsbegäran.docx
+++ b/tillsyn/A 61915-2024 tillsynsbegäran.docx
@@ -472,7 +472,7 @@
     <w:r>
       <w:tab/>
       <w:tab/>
-      <w:t>2025-02-07</w:t>
+      <w:t>2025-02-08</w:t>
       <w:br/>
       <w:br/>
     </w:r>

--- a/tillsyn/A 61915-2024 tillsynsbegäran.docx
+++ b/tillsyn/A 61915-2024 tillsynsbegäran.docx
@@ -472,7 +472,7 @@
     <w:r>
       <w:tab/>
       <w:tab/>
-      <w:t>2025-02-08</w:t>
+      <w:t>2025-02-09</w:t>
       <w:br/>
       <w:br/>
     </w:r>

--- a/tillsyn/A 61915-2024 tillsynsbegäran.docx
+++ b/tillsyn/A 61915-2024 tillsynsbegäran.docx
@@ -472,7 +472,7 @@
     <w:r>
       <w:tab/>
       <w:tab/>
-      <w:t>2025-02-09</w:t>
+      <w:t>2025-02-10</w:t>
       <w:br/>
       <w:br/>
     </w:r>

--- a/tillsyn/A 61915-2024 tillsynsbegäran.docx
+++ b/tillsyn/A 61915-2024 tillsynsbegäran.docx
@@ -472,7 +472,7 @@
     <w:r>
       <w:tab/>
       <w:tab/>
-      <w:t>2025-02-10</w:t>
+      <w:t>2025-02-11</w:t>
       <w:br/>
       <w:br/>
     </w:r>

--- a/tillsyn/A 61915-2024 tillsynsbegäran.docx
+++ b/tillsyn/A 61915-2024 tillsynsbegäran.docx
@@ -472,7 +472,7 @@
     <w:r>
       <w:tab/>
       <w:tab/>
-      <w:t>2025-02-11</w:t>
+      <w:t>2025-02-12</w:t>
       <w:br/>
       <w:br/>
     </w:r>

--- a/tillsyn/A 61915-2024 tillsynsbegäran.docx
+++ b/tillsyn/A 61915-2024 tillsynsbegäran.docx
@@ -472,7 +472,7 @@
     <w:r>
       <w:tab/>
       <w:tab/>
-      <w:t>2025-02-12</w:t>
+      <w:t>2025-02-13</w:t>
       <w:br/>
       <w:br/>
     </w:r>

--- a/tillsyn/A 61915-2024 tillsynsbegäran.docx
+++ b/tillsyn/A 61915-2024 tillsynsbegäran.docx
@@ -472,7 +472,7 @@
     <w:r>
       <w:tab/>
       <w:tab/>
-      <w:t>2025-02-13</w:t>
+      <w:t>2025-02-14</w:t>
       <w:br/>
       <w:br/>
     </w:r>

--- a/tillsyn/A 61915-2024 tillsynsbegäran.docx
+++ b/tillsyn/A 61915-2024 tillsynsbegäran.docx
@@ -472,7 +472,7 @@
     <w:r>
       <w:tab/>
       <w:tab/>
-      <w:t>2025-02-14</w:t>
+      <w:t>2025-02-15</w:t>
       <w:br/>
       <w:br/>
     </w:r>

--- a/tillsyn/A 61915-2024 tillsynsbegäran.docx
+++ b/tillsyn/A 61915-2024 tillsynsbegäran.docx
@@ -472,7 +472,7 @@
     <w:r>
       <w:tab/>
       <w:tab/>
-      <w:t>2025-02-15</w:t>
+      <w:t>2025-02-16</w:t>
       <w:br/>
       <w:br/>
     </w:r>

--- a/tillsyn/A 61915-2024 tillsynsbegäran.docx
+++ b/tillsyn/A 61915-2024 tillsynsbegäran.docx
@@ -472,7 +472,7 @@
     <w:r>
       <w:tab/>
       <w:tab/>
-      <w:t>2025-02-16</w:t>
+      <w:t>2025-02-17</w:t>
       <w:br/>
       <w:br/>
     </w:r>

--- a/tillsyn/A 61915-2024 tillsynsbegäran.docx
+++ b/tillsyn/A 61915-2024 tillsynsbegäran.docx
@@ -472,7 +472,7 @@
     <w:r>
       <w:tab/>
       <w:tab/>
-      <w:t>2025-02-17</w:t>
+      <w:t>2025-02-18</w:t>
       <w:br/>
       <w:br/>
     </w:r>

--- a/tillsyn/A 61915-2024 tillsynsbegäran.docx
+++ b/tillsyn/A 61915-2024 tillsynsbegäran.docx
@@ -472,7 +472,7 @@
     <w:r>
       <w:tab/>
       <w:tab/>
-      <w:t>2025-02-18</w:t>
+      <w:t>2025-02-19</w:t>
       <w:br/>
       <w:br/>
     </w:r>

--- a/tillsyn/A 61915-2024 tillsynsbegäran.docx
+++ b/tillsyn/A 61915-2024 tillsynsbegäran.docx
@@ -472,7 +472,7 @@
     <w:r>
       <w:tab/>
       <w:tab/>
-      <w:t>2025-02-19</w:t>
+      <w:t>2025-02-20</w:t>
       <w:br/>
       <w:br/>
     </w:r>

--- a/tillsyn/A 61915-2024 tillsynsbegäran.docx
+++ b/tillsyn/A 61915-2024 tillsynsbegäran.docx
@@ -472,7 +472,7 @@
     <w:r>
       <w:tab/>
       <w:tab/>
-      <w:t>2025-02-20</w:t>
+      <w:t>2025-02-21</w:t>
       <w:br/>
       <w:br/>
     </w:r>

--- a/tillsyn/A 61915-2024 tillsynsbegäran.docx
+++ b/tillsyn/A 61915-2024 tillsynsbegäran.docx
@@ -472,7 +472,7 @@
     <w:r>
       <w:tab/>
       <w:tab/>
-      <w:t>2025-02-21</w:t>
+      <w:t>2025-02-22</w:t>
       <w:br/>
       <w:br/>
     </w:r>

--- a/tillsyn/A 61915-2024 tillsynsbegäran.docx
+++ b/tillsyn/A 61915-2024 tillsynsbegäran.docx
@@ -472,7 +472,7 @@
     <w:r>
       <w:tab/>
       <w:tab/>
-      <w:t>2025-02-22</w:t>
+      <w:t>2025-02-23</w:t>
       <w:br/>
       <w:br/>
     </w:r>

--- a/tillsyn/A 61915-2024 tillsynsbegäran.docx
+++ b/tillsyn/A 61915-2024 tillsynsbegäran.docx
@@ -472,7 +472,7 @@
     <w:r>
       <w:tab/>
       <w:tab/>
-      <w:t>2025-02-23</w:t>
+      <w:t>2025-02-24</w:t>
       <w:br/>
       <w:br/>
     </w:r>

--- a/tillsyn/A 61915-2024 tillsynsbegäran.docx
+++ b/tillsyn/A 61915-2024 tillsynsbegäran.docx
@@ -472,7 +472,7 @@
     <w:r>
       <w:tab/>
       <w:tab/>
-      <w:t>2025-02-24</w:t>
+      <w:t>2025-02-25</w:t>
       <w:br/>
       <w:br/>
     </w:r>

--- a/tillsyn/A 61915-2024 tillsynsbegäran.docx
+++ b/tillsyn/A 61915-2024 tillsynsbegäran.docx
@@ -472,7 +472,7 @@
     <w:r>
       <w:tab/>
       <w:tab/>
-      <w:t>2025-02-25</w:t>
+      <w:t>2025-02-26</w:t>
       <w:br/>
       <w:br/>
     </w:r>

--- a/tillsyn/A 61915-2024 tillsynsbegäran.docx
+++ b/tillsyn/A 61915-2024 tillsynsbegäran.docx
@@ -472,7 +472,7 @@
     <w:r>
       <w:tab/>
       <w:tab/>
-      <w:t>2025-02-26</w:t>
+      <w:t>2025-02-27</w:t>
       <w:br/>
       <w:br/>
     </w:r>

--- a/tillsyn/A 61915-2024 tillsynsbegäran.docx
+++ b/tillsyn/A 61915-2024 tillsynsbegäran.docx
@@ -472,7 +472,7 @@
     <w:r>
       <w:tab/>
       <w:tab/>
-      <w:t>2025-02-27</w:t>
+      <w:t>2025-02-28</w:t>
       <w:br/>
       <w:br/>
     </w:r>

--- a/tillsyn/A 61915-2024 tillsynsbegäran.docx
+++ b/tillsyn/A 61915-2024 tillsynsbegäran.docx
@@ -472,7 +472,7 @@
     <w:r>
       <w:tab/>
       <w:tab/>
-      <w:t>2025-02-28</w:t>
+      <w:t>2025-03-01</w:t>
       <w:br/>
       <w:br/>
     </w:r>

--- a/tillsyn/A 61915-2024 tillsynsbegäran.docx
+++ b/tillsyn/A 61915-2024 tillsynsbegäran.docx
@@ -472,7 +472,7 @@
     <w:r>
       <w:tab/>
       <w:tab/>
-      <w:t>2025-03-01</w:t>
+      <w:t>2025-03-02</w:t>
       <w:br/>
       <w:br/>
     </w:r>

--- a/tillsyn/A 61915-2024 tillsynsbegäran.docx
+++ b/tillsyn/A 61915-2024 tillsynsbegäran.docx
@@ -472,7 +472,7 @@
     <w:r>
       <w:tab/>
       <w:tab/>
-      <w:t>2025-03-02</w:t>
+      <w:t>2025-03-03</w:t>
       <w:br/>
       <w:br/>
     </w:r>

--- a/tillsyn/A 61915-2024 tillsynsbegäran.docx
+++ b/tillsyn/A 61915-2024 tillsynsbegäran.docx
@@ -472,7 +472,7 @@
     <w:r>
       <w:tab/>
       <w:tab/>
-      <w:t>2025-03-03</w:t>
+      <w:t>2025-03-04</w:t>
       <w:br/>
       <w:br/>
     </w:r>

--- a/tillsyn/A 61915-2024 tillsynsbegäran.docx
+++ b/tillsyn/A 61915-2024 tillsynsbegäran.docx
@@ -472,7 +472,7 @@
     <w:r>
       <w:tab/>
       <w:tab/>
-      <w:t>2025-03-04</w:t>
+      <w:t>2025-03-05</w:t>
       <w:br/>
       <w:br/>
     </w:r>

--- a/tillsyn/A 61915-2024 tillsynsbegäran.docx
+++ b/tillsyn/A 61915-2024 tillsynsbegäran.docx
@@ -472,7 +472,7 @@
     <w:r>
       <w:tab/>
       <w:tab/>
-      <w:t>2025-03-05</w:t>
+      <w:t>2025-03-06</w:t>
       <w:br/>
       <w:br/>
     </w:r>

--- a/tillsyn/A 61915-2024 tillsynsbegäran.docx
+++ b/tillsyn/A 61915-2024 tillsynsbegäran.docx
@@ -472,7 +472,7 @@
     <w:r>
       <w:tab/>
       <w:tab/>
-      <w:t>2025-03-06</w:t>
+      <w:t>2025-03-07</w:t>
       <w:br/>
       <w:br/>
     </w:r>

--- a/tillsyn/A 61915-2024 tillsynsbegäran.docx
+++ b/tillsyn/A 61915-2024 tillsynsbegäran.docx
@@ -472,7 +472,7 @@
     <w:r>
       <w:tab/>
       <w:tab/>
-      <w:t>2025-03-07</w:t>
+      <w:t>2025-03-08</w:t>
       <w:br/>
       <w:br/>
     </w:r>

--- a/tillsyn/A 61915-2024 tillsynsbegäran.docx
+++ b/tillsyn/A 61915-2024 tillsynsbegäran.docx
@@ -472,7 +472,7 @@
     <w:r>
       <w:tab/>
       <w:tab/>
-      <w:t>2025-03-08</w:t>
+      <w:t>2025-03-09</w:t>
       <w:br/>
       <w:br/>
     </w:r>

--- a/tillsyn/A 61915-2024 tillsynsbegäran.docx
+++ b/tillsyn/A 61915-2024 tillsynsbegäran.docx
@@ -472,7 +472,7 @@
     <w:r>
       <w:tab/>
       <w:tab/>
-      <w:t>2025-03-09</w:t>
+      <w:t>2025-03-10</w:t>
       <w:br/>
       <w:br/>
     </w:r>

--- a/tillsyn/A 61915-2024 tillsynsbegäran.docx
+++ b/tillsyn/A 61915-2024 tillsynsbegäran.docx
@@ -472,7 +472,7 @@
     <w:r>
       <w:tab/>
       <w:tab/>
-      <w:t>2025-03-10</w:t>
+      <w:t>2025-03-11</w:t>
       <w:br/>
       <w:br/>
     </w:r>

--- a/tillsyn/A 61915-2024 tillsynsbegäran.docx
+++ b/tillsyn/A 61915-2024 tillsynsbegäran.docx
@@ -472,7 +472,7 @@
     <w:r>
       <w:tab/>
       <w:tab/>
-      <w:t>2025-03-11</w:t>
+      <w:t>2025-03-12</w:t>
       <w:br/>
       <w:br/>
     </w:r>

--- a/tillsyn/A 61915-2024 tillsynsbegäran.docx
+++ b/tillsyn/A 61915-2024 tillsynsbegäran.docx
@@ -472,7 +472,7 @@
     <w:r>
       <w:tab/>
       <w:tab/>
-      <w:t>2025-03-12</w:t>
+      <w:t>2025-03-13</w:t>
       <w:br/>
       <w:br/>
     </w:r>

--- a/tillsyn/A 61915-2024 tillsynsbegäran.docx
+++ b/tillsyn/A 61915-2024 tillsynsbegäran.docx
@@ -35,7 +35,7 @@
     </w:p>
     <w:p>
       <w:r>
-        <w:t>I avverkningsanmälan har följande 1 naturvårdsarter hittats: knärot (VU, §8). Av dessa är 1 rödlistade. För rödlistade arter har rödlistekategorin angivits inom parentes. För fridlysta arter anges även paragrafen i Artskyddsförordningen som arten är fridlyst enligt.</w:t>
+        <w:t>I avverkningsanmälan har följande 4 naturvårdsarter hittats: knärot (VU, §8), sommarfibbla (NT), svinrot (NT) och vårstarr (NT). Av dessa är 4 rödlistade. För rödlistade arter har rödlistekategorin angivits inom parentes. För fridlysta arter anges även paragrafen i Artskyddsförordningen som arten är fridlyst enligt.</w:t>
       </w:r>
     </w:p>
     <w:p>
@@ -472,7 +472,7 @@
     <w:r>
       <w:tab/>
       <w:tab/>
-      <w:t>2025-03-13</w:t>
+      <w:t>2025-03-14</w:t>
       <w:br/>
       <w:br/>
     </w:r>

--- a/tillsyn/A 61915-2024 tillsynsbegäran.docx
+++ b/tillsyn/A 61915-2024 tillsynsbegäran.docx
@@ -35,7 +35,7 @@
     </w:p>
     <w:p>
       <w:r>
-        <w:t>I avverkningsanmälan har följande 4 naturvårdsarter hittats: knärot (VU, §8), sommarfibbla (NT), svinrot (NT) och vårstarr (NT). Av dessa är 4 rödlistade. För rödlistade arter har rödlistekategorin angivits inom parentes. För fridlysta arter anges även paragrafen i Artskyddsförordningen som arten är fridlyst enligt.</w:t>
+        <w:t>I avverkningsanmälan har följande 5 naturvårdsarter hittats: knärot (VU, §8), backstarr (NT), sommarfibbla (NT), svinrot (NT) och vårstarr (NT). Av dessa är 5 rödlistade. För rödlistade arter har rödlistekategorin angivits inom parentes. För fridlysta arter anges även paragrafen i Artskyddsförordningen som arten är fridlyst enligt.</w:t>
       </w:r>
     </w:p>
     <w:p>
@@ -472,7 +472,7 @@
     <w:r>
       <w:tab/>
       <w:tab/>
-      <w:t>2025-03-14</w:t>
+      <w:t>2025-03-15</w:t>
       <w:br/>
       <w:br/>
     </w:r>

--- a/tillsyn/A 61915-2024 tillsynsbegäran.docx
+++ b/tillsyn/A 61915-2024 tillsynsbegäran.docx
@@ -472,7 +472,7 @@
     <w:r>
       <w:tab/>
       <w:tab/>
-      <w:t>2025-03-15</w:t>
+      <w:t>2025-03-16</w:t>
       <w:br/>
       <w:br/>
     </w:r>

--- a/tillsyn/A 61915-2024 tillsynsbegäran.docx
+++ b/tillsyn/A 61915-2024 tillsynsbegäran.docx
@@ -472,7 +472,7 @@
     <w:r>
       <w:tab/>
       <w:tab/>
-      <w:t>2025-03-16</w:t>
+      <w:t>2025-03-17</w:t>
       <w:br/>
       <w:br/>
     </w:r>

--- a/tillsyn/A 61915-2024 tillsynsbegäran.docx
+++ b/tillsyn/A 61915-2024 tillsynsbegäran.docx
@@ -472,7 +472,7 @@
     <w:r>
       <w:tab/>
       <w:tab/>
-      <w:t>2025-03-17</w:t>
+      <w:t>2025-03-18</w:t>
       <w:br/>
       <w:br/>
     </w:r>

--- a/tillsyn/A 61915-2024 tillsynsbegäran.docx
+++ b/tillsyn/A 61915-2024 tillsynsbegäran.docx
@@ -472,7 +472,7 @@
     <w:r>
       <w:tab/>
       <w:tab/>
-      <w:t>2025-03-18</w:t>
+      <w:t>2025-03-19</w:t>
       <w:br/>
       <w:br/>
     </w:r>

--- a/tillsyn/A 61915-2024 tillsynsbegäran.docx
+++ b/tillsyn/A 61915-2024 tillsynsbegäran.docx
@@ -472,7 +472,7 @@
     <w:r>
       <w:tab/>
       <w:tab/>
-      <w:t>2025-03-19</w:t>
+      <w:t>2025-03-20</w:t>
       <w:br/>
       <w:br/>
     </w:r>

--- a/tillsyn/A 61915-2024 tillsynsbegäran.docx
+++ b/tillsyn/A 61915-2024 tillsynsbegäran.docx
@@ -472,7 +472,7 @@
     <w:r>
       <w:tab/>
       <w:tab/>
-      <w:t>2025-03-20</w:t>
+      <w:t>2025-03-21</w:t>
       <w:br/>
       <w:br/>
     </w:r>

--- a/tillsyn/A 61915-2024 tillsynsbegäran.docx
+++ b/tillsyn/A 61915-2024 tillsynsbegäran.docx
@@ -472,7 +472,7 @@
     <w:r>
       <w:tab/>
       <w:tab/>
-      <w:t>2025-03-21</w:t>
+      <w:t>2025-03-22</w:t>
       <w:br/>
       <w:br/>
     </w:r>

--- a/tillsyn/A 61915-2024 tillsynsbegäran.docx
+++ b/tillsyn/A 61915-2024 tillsynsbegäran.docx
@@ -472,7 +472,7 @@
     <w:r>
       <w:tab/>
       <w:tab/>
-      <w:t>2025-03-22</w:t>
+      <w:t>2025-03-23</w:t>
       <w:br/>
       <w:br/>
     </w:r>

--- a/tillsyn/A 61915-2024 tillsynsbegäran.docx
+++ b/tillsyn/A 61915-2024 tillsynsbegäran.docx
@@ -472,7 +472,7 @@
     <w:r>
       <w:tab/>
       <w:tab/>
-      <w:t>2025-03-23</w:t>
+      <w:t>2025-03-24</w:t>
       <w:br/>
       <w:br/>
     </w:r>

--- a/tillsyn/A 61915-2024 tillsynsbegäran.docx
+++ b/tillsyn/A 61915-2024 tillsynsbegäran.docx
@@ -472,7 +472,7 @@
     <w:r>
       <w:tab/>
       <w:tab/>
-      <w:t>2025-03-24</w:t>
+      <w:t>2025-03-25</w:t>
       <w:br/>
       <w:br/>
     </w:r>

--- a/tillsyn/A 61915-2024 tillsynsbegäran.docx
+++ b/tillsyn/A 61915-2024 tillsynsbegäran.docx
@@ -472,7 +472,7 @@
     <w:r>
       <w:tab/>
       <w:tab/>
-      <w:t>2025-03-25</w:t>
+      <w:t>2025-03-26</w:t>
       <w:br/>
       <w:br/>
     </w:r>

--- a/tillsyn/A 61915-2024 tillsynsbegäran.docx
+++ b/tillsyn/A 61915-2024 tillsynsbegäran.docx
@@ -472,7 +472,7 @@
     <w:r>
       <w:tab/>
       <w:tab/>
-      <w:t>2025-03-26</w:t>
+      <w:t>2025-03-27</w:t>
       <w:br/>
       <w:br/>
     </w:r>

--- a/tillsyn/A 61915-2024 tillsynsbegäran.docx
+++ b/tillsyn/A 61915-2024 tillsynsbegäran.docx
@@ -472,7 +472,7 @@
     <w:r>
       <w:tab/>
       <w:tab/>
-      <w:t>2025-03-27</w:t>
+      <w:t>2025-03-28</w:t>
       <w:br/>
       <w:br/>
     </w:r>

--- a/tillsyn/A 61915-2024 tillsynsbegäran.docx
+++ b/tillsyn/A 61915-2024 tillsynsbegäran.docx
@@ -472,7 +472,7 @@
     <w:r>
       <w:tab/>
       <w:tab/>
-      <w:t>2025-03-28</w:t>
+      <w:t>2025-03-29</w:t>
       <w:br/>
       <w:br/>
     </w:r>

--- a/tillsyn/A 61915-2024 tillsynsbegäran.docx
+++ b/tillsyn/A 61915-2024 tillsynsbegäran.docx
@@ -472,7 +472,7 @@
     <w:r>
       <w:tab/>
       <w:tab/>
-      <w:t>2025-04-02</w:t>
+      <w:t>2025-04-03</w:t>
       <w:br/>
       <w:br/>
     </w:r>

--- a/tillsyn/A 61915-2024 tillsynsbegäran.docx
+++ b/tillsyn/A 61915-2024 tillsynsbegäran.docx
@@ -472,7 +472,7 @@
     <w:r>
       <w:tab/>
       <w:tab/>
-      <w:t>2025-04-03</w:t>
+      <w:t>2025-04-05</w:t>
       <w:br/>
       <w:br/>
     </w:r>

--- a/tillsyn/A 61915-2024 tillsynsbegäran.docx
+++ b/tillsyn/A 61915-2024 tillsynsbegäran.docx
@@ -472,7 +472,7 @@
     <w:r>
       <w:tab/>
       <w:tab/>
-      <w:t>2025-04-05</w:t>
+      <w:t>2025-04-06</w:t>
       <w:br/>
       <w:br/>
     </w:r>

--- a/tillsyn/A 61915-2024 tillsynsbegäran.docx
+++ b/tillsyn/A 61915-2024 tillsynsbegäran.docx
@@ -472,7 +472,7 @@
     <w:r>
       <w:tab/>
       <w:tab/>
-      <w:t>2025-04-06</w:t>
+      <w:t>2025-04-07</w:t>
       <w:br/>
       <w:br/>
     </w:r>

--- a/tillsyn/A 61915-2024 tillsynsbegäran.docx
+++ b/tillsyn/A 61915-2024 tillsynsbegäran.docx
@@ -472,7 +472,7 @@
     <w:r>
       <w:tab/>
       <w:tab/>
-      <w:t>2025-04-07</w:t>
+      <w:t>2025-04-08</w:t>
       <w:br/>
       <w:br/>
     </w:r>

--- a/tillsyn/A 61915-2024 tillsynsbegäran.docx
+++ b/tillsyn/A 61915-2024 tillsynsbegäran.docx
@@ -472,7 +472,7 @@
     <w:r>
       <w:tab/>
       <w:tab/>
-      <w:t>2025-04-08</w:t>
+      <w:t>2025-04-09</w:t>
       <w:br/>
       <w:br/>
     </w:r>

--- a/tillsyn/A 61915-2024 tillsynsbegäran.docx
+++ b/tillsyn/A 61915-2024 tillsynsbegäran.docx
@@ -116,7 +116,7 @@
     </w:p>
     <w:p>
       <w:r>
-        <w:t>I det avverkningsanmälda området finns 2 fyndplatser för knärot registrerade på Artportalen. Figur 2 visar gränserna för buffertzoner på 50 m, som behöver lämnas kring fyndplatserna för att knärotslokalerna inte ska försvinna vid en avverkning. Av det avverkningsanmälda området överlappar 0.50 ha med buffertzonerna och får av detta skäl inte avverkas.</w:t>
+        <w:t>I det avverkningsanmälda området finns 1 fyndplatser för knärot registrerade på Artportalen. Figur 2 visar gränserna för buffertzoner på 50 m, som behöver lämnas kring fyndplatserna för att knärotslokalerna inte ska försvinna vid en avverkning. Av det avverkningsanmälda området överlappar 0.50 ha med buffertzonerna och får av detta skäl inte avverkas.</w:t>
       </w:r>
     </w:p>
     <w:p>
@@ -285,7 +285,7 @@
         <w:t xml:space="preserve">Level and pattern of overstory retention interact to shape long-term responses of understories to timber harvest. </w:t>
       </w:r>
       <w:r>
-        <w:t xml:space="preserve">Ecological Applications, 22, 2049–2064 </w:t>
+        <w:t>Ecological Applications, 22, 2049–2064</w:t>
       </w:r>
     </w:p>
     <w:p>
@@ -472,7 +472,7 @@
     <w:r>
       <w:tab/>
       <w:tab/>
-      <w:t>2025-04-09</w:t>
+      <w:t>2025-04-10</w:t>
       <w:br/>
       <w:br/>
     </w:r>

--- a/tillsyn/A 61915-2024 tillsynsbegäran.docx
+++ b/tillsyn/A 61915-2024 tillsynsbegäran.docx
@@ -472,7 +472,7 @@
     <w:r>
       <w:tab/>
       <w:tab/>
-      <w:t>2025-04-10</w:t>
+      <w:t>2025-04-11</w:t>
       <w:br/>
       <w:br/>
     </w:r>

--- a/tillsyn/A 61915-2024 tillsynsbegäran.docx
+++ b/tillsyn/A 61915-2024 tillsynsbegäran.docx
@@ -472,7 +472,7 @@
     <w:r>
       <w:tab/>
       <w:tab/>
-      <w:t>2025-04-11</w:t>
+      <w:t>2025-04-12</w:t>
       <w:br/>
       <w:br/>
     </w:r>

--- a/tillsyn/A 61915-2024 tillsynsbegäran.docx
+++ b/tillsyn/A 61915-2024 tillsynsbegäran.docx
@@ -472,7 +472,7 @@
     <w:r>
       <w:tab/>
       <w:tab/>
-      <w:t>2025-04-12</w:t>
+      <w:t>2025-04-13</w:t>
       <w:br/>
       <w:br/>
     </w:r>

--- a/tillsyn/A 61915-2024 tillsynsbegäran.docx
+++ b/tillsyn/A 61915-2024 tillsynsbegäran.docx
@@ -472,7 +472,7 @@
     <w:r>
       <w:tab/>
       <w:tab/>
-      <w:t>2025-04-13</w:t>
+      <w:t>2025-04-14</w:t>
       <w:br/>
       <w:br/>
     </w:r>

--- a/tillsyn/A 61915-2024 tillsynsbegäran.docx
+++ b/tillsyn/A 61915-2024 tillsynsbegäran.docx
@@ -472,7 +472,7 @@
     <w:r>
       <w:tab/>
       <w:tab/>
-      <w:t>2025-04-14</w:t>
+      <w:t>2025-04-15</w:t>
       <w:br/>
       <w:br/>
     </w:r>

--- a/tillsyn/A 61915-2024 tillsynsbegäran.docx
+++ b/tillsyn/A 61915-2024 tillsynsbegäran.docx
@@ -472,7 +472,7 @@
     <w:r>
       <w:tab/>
       <w:tab/>
-      <w:t>2025-04-15</w:t>
+      <w:t>2025-04-16</w:t>
       <w:br/>
       <w:br/>
     </w:r>

--- a/tillsyn/A 61915-2024 tillsynsbegäran.docx
+++ b/tillsyn/A 61915-2024 tillsynsbegäran.docx
@@ -472,7 +472,7 @@
     <w:r>
       <w:tab/>
       <w:tab/>
-      <w:t>2025-04-16</w:t>
+      <w:t>2025-04-17</w:t>
       <w:br/>
       <w:br/>
     </w:r>

--- a/tillsyn/A 61915-2024 tillsynsbegäran.docx
+++ b/tillsyn/A 61915-2024 tillsynsbegäran.docx
@@ -472,7 +472,7 @@
     <w:r>
       <w:tab/>
       <w:tab/>
-      <w:t>2025-04-17</w:t>
+      <w:t>2025-04-18</w:t>
       <w:br/>
       <w:br/>
     </w:r>

--- a/tillsyn/A 61915-2024 tillsynsbegäran.docx
+++ b/tillsyn/A 61915-2024 tillsynsbegäran.docx
@@ -472,7 +472,7 @@
     <w:r>
       <w:tab/>
       <w:tab/>
-      <w:t>2025-04-18</w:t>
+      <w:t>2025-04-19</w:t>
       <w:br/>
       <w:br/>
     </w:r>

--- a/tillsyn/A 61915-2024 tillsynsbegäran.docx
+++ b/tillsyn/A 61915-2024 tillsynsbegäran.docx
@@ -472,7 +472,7 @@
     <w:r>
       <w:tab/>
       <w:tab/>
-      <w:t>2025-05-03</w:t>
+      <w:t>2025-05-04</w:t>
       <w:br/>
       <w:br/>
     </w:r>

--- a/tillsyn/A 61915-2024 tillsynsbegäran.docx
+++ b/tillsyn/A 61915-2024 tillsynsbegäran.docx
@@ -472,7 +472,7 @@
     <w:r>
       <w:tab/>
       <w:tab/>
-      <w:t>2025-05-04</w:t>
+      <w:t>2025-05-06</w:t>
       <w:br/>
       <w:br/>
     </w:r>

--- a/tillsyn/A 61915-2024 tillsynsbegäran.docx
+++ b/tillsyn/A 61915-2024 tillsynsbegäran.docx
@@ -472,7 +472,7 @@
     <w:r>
       <w:tab/>
       <w:tab/>
-      <w:t>2025-05-06</w:t>
+      <w:t>2025-05-07</w:t>
       <w:br/>
       <w:br/>
     </w:r>

--- a/tillsyn/A 61915-2024 tillsynsbegäran.docx
+++ b/tillsyn/A 61915-2024 tillsynsbegäran.docx
@@ -472,7 +472,7 @@
     <w:r>
       <w:tab/>
       <w:tab/>
-      <w:t>2025-05-07</w:t>
+      <w:t>2025-05-08</w:t>
       <w:br/>
       <w:br/>
     </w:r>

--- a/tillsyn/A 61915-2024 tillsynsbegäran.docx
+++ b/tillsyn/A 61915-2024 tillsynsbegäran.docx
@@ -472,7 +472,7 @@
     <w:r>
       <w:tab/>
       <w:tab/>
-      <w:t>2025-05-08</w:t>
+      <w:t>2025-05-09</w:t>
       <w:br/>
       <w:br/>
     </w:r>

--- a/tillsyn/A 61915-2024 tillsynsbegäran.docx
+++ b/tillsyn/A 61915-2024 tillsynsbegäran.docx
@@ -472,7 +472,7 @@
     <w:r>
       <w:tab/>
       <w:tab/>
-      <w:t>2025-05-09</w:t>
+      <w:t>2025-05-10</w:t>
       <w:br/>
       <w:br/>
     </w:r>

--- a/tillsyn/A 61915-2024 tillsynsbegäran.docx
+++ b/tillsyn/A 61915-2024 tillsynsbegäran.docx
@@ -472,7 +472,7 @@
     <w:r>
       <w:tab/>
       <w:tab/>
-      <w:t>2025-05-10</w:t>
+      <w:t>2025-05-11</w:t>
       <w:br/>
       <w:br/>
     </w:r>

--- a/tillsyn/A 61915-2024 tillsynsbegäran.docx
+++ b/tillsyn/A 61915-2024 tillsynsbegäran.docx
@@ -472,7 +472,7 @@
     <w:r>
       <w:tab/>
       <w:tab/>
-      <w:t>2025-05-11</w:t>
+      <w:t>2025-05-12</w:t>
       <w:br/>
       <w:br/>
     </w:r>

--- a/tillsyn/A 61915-2024 tillsynsbegäran.docx
+++ b/tillsyn/A 61915-2024 tillsynsbegäran.docx
@@ -472,7 +472,7 @@
     <w:r>
       <w:tab/>
       <w:tab/>
-      <w:t>2025-05-12</w:t>
+      <w:t>2025-05-13</w:t>
       <w:br/>
       <w:br/>
     </w:r>

--- a/tillsyn/A 61915-2024 tillsynsbegäran.docx
+++ b/tillsyn/A 61915-2024 tillsynsbegäran.docx
@@ -472,7 +472,7 @@
     <w:r>
       <w:tab/>
       <w:tab/>
-      <w:t>2025-05-13</w:t>
+      <w:t>2025-05-14</w:t>
       <w:br/>
       <w:br/>
     </w:r>

--- a/tillsyn/A 61915-2024 tillsynsbegäran.docx
+++ b/tillsyn/A 61915-2024 tillsynsbegäran.docx
@@ -472,7 +472,7 @@
     <w:r>
       <w:tab/>
       <w:tab/>
-      <w:t>2025-05-14</w:t>
+      <w:t>2025-05-15</w:t>
       <w:br/>
       <w:br/>
     </w:r>

--- a/tillsyn/A 61915-2024 tillsynsbegäran.docx
+++ b/tillsyn/A 61915-2024 tillsynsbegäran.docx
@@ -472,7 +472,7 @@
     <w:r>
       <w:tab/>
       <w:tab/>
-      <w:t>2025-05-15</w:t>
+      <w:t>2025-05-16</w:t>
       <w:br/>
       <w:br/>
     </w:r>

--- a/tillsyn/A 61915-2024 tillsynsbegäran.docx
+++ b/tillsyn/A 61915-2024 tillsynsbegäran.docx
@@ -472,7 +472,7 @@
     <w:r>
       <w:tab/>
       <w:tab/>
-      <w:t>2025-05-16</w:t>
+      <w:t>2025-05-17</w:t>
       <w:br/>
       <w:br/>
     </w:r>

--- a/tillsyn/A 61915-2024 tillsynsbegäran.docx
+++ b/tillsyn/A 61915-2024 tillsynsbegäran.docx
@@ -472,7 +472,7 @@
     <w:r>
       <w:tab/>
       <w:tab/>
-      <w:t>2025-05-17</w:t>
+      <w:t>2025-05-18</w:t>
       <w:br/>
       <w:br/>
     </w:r>

--- a/tillsyn/A 61915-2024 tillsynsbegäran.docx
+++ b/tillsyn/A 61915-2024 tillsynsbegäran.docx
@@ -472,7 +472,7 @@
     <w:r>
       <w:tab/>
       <w:tab/>
-      <w:t>2025-05-18</w:t>
+      <w:t>2025-05-19</w:t>
       <w:br/>
       <w:br/>
     </w:r>

--- a/tillsyn/A 61915-2024 tillsynsbegäran.docx
+++ b/tillsyn/A 61915-2024 tillsynsbegäran.docx
@@ -472,7 +472,7 @@
     <w:r>
       <w:tab/>
       <w:tab/>
-      <w:t>2025-05-19</w:t>
+      <w:t>2025-05-20</w:t>
       <w:br/>
       <w:br/>
     </w:r>

--- a/tillsyn/A 61915-2024 tillsynsbegäran.docx
+++ b/tillsyn/A 61915-2024 tillsynsbegäran.docx
@@ -472,7 +472,7 @@
     <w:r>
       <w:tab/>
       <w:tab/>
-      <w:t>2025-05-20</w:t>
+      <w:t>2025-05-21</w:t>
       <w:br/>
       <w:br/>
     </w:r>

--- a/tillsyn/A 61915-2024 tillsynsbegäran.docx
+++ b/tillsyn/A 61915-2024 tillsynsbegäran.docx
@@ -472,7 +472,7 @@
     <w:r>
       <w:tab/>
       <w:tab/>
-      <w:t>2025-05-21</w:t>
+      <w:t>2025-05-22</w:t>
       <w:br/>
       <w:br/>
     </w:r>

--- a/tillsyn/A 61915-2024 tillsynsbegäran.docx
+++ b/tillsyn/A 61915-2024 tillsynsbegäran.docx
@@ -472,7 +472,7 @@
     <w:r>
       <w:tab/>
       <w:tab/>
-      <w:t>2025-05-22</w:t>
+      <w:t>2025-05-23</w:t>
       <w:br/>
       <w:br/>
     </w:r>

--- a/tillsyn/A 61915-2024 tillsynsbegäran.docx
+++ b/tillsyn/A 61915-2024 tillsynsbegäran.docx
@@ -472,7 +472,7 @@
     <w:r>
       <w:tab/>
       <w:tab/>
-      <w:t>2025-05-23</w:t>
+      <w:t>2025-05-24</w:t>
       <w:br/>
       <w:br/>
     </w:r>

--- a/tillsyn/A 61915-2024 tillsynsbegäran.docx
+++ b/tillsyn/A 61915-2024 tillsynsbegäran.docx
@@ -472,7 +472,7 @@
     <w:r>
       <w:tab/>
       <w:tab/>
-      <w:t>2025-05-24</w:t>
+      <w:t>2025-05-25</w:t>
       <w:br/>
       <w:br/>
     </w:r>

--- a/tillsyn/A 61915-2024 tillsynsbegäran.docx
+++ b/tillsyn/A 61915-2024 tillsynsbegäran.docx
@@ -472,7 +472,7 @@
     <w:r>
       <w:tab/>
       <w:tab/>
-      <w:t>2025-05-25</w:t>
+      <w:t>2025-05-26</w:t>
       <w:br/>
       <w:br/>
     </w:r>

--- a/tillsyn/A 61915-2024 tillsynsbegäran.docx
+++ b/tillsyn/A 61915-2024 tillsynsbegäran.docx
@@ -472,7 +472,7 @@
     <w:r>
       <w:tab/>
       <w:tab/>
-      <w:t>2025-05-26</w:t>
+      <w:t>2025-05-27</w:t>
       <w:br/>
       <w:br/>
     </w:r>

--- a/tillsyn/A 61915-2024 tillsynsbegäran.docx
+++ b/tillsyn/A 61915-2024 tillsynsbegäran.docx
@@ -472,7 +472,7 @@
     <w:r>
       <w:tab/>
       <w:tab/>
-      <w:t>2025-05-27</w:t>
+      <w:t>2025-05-30</w:t>
       <w:br/>
       <w:br/>
     </w:r>

--- a/tillsyn/A 61915-2024 tillsynsbegäran.docx
+++ b/tillsyn/A 61915-2024 tillsynsbegäran.docx
@@ -472,7 +472,7 @@
     <w:r>
       <w:tab/>
       <w:tab/>
-      <w:t>2025-05-30</w:t>
+      <w:t>2025-06-01</w:t>
       <w:br/>
       <w:br/>
     </w:r>

--- a/tillsyn/A 61915-2024 tillsynsbegäran.docx
+++ b/tillsyn/A 61915-2024 tillsynsbegäran.docx
@@ -472,7 +472,7 @@
     <w:r>
       <w:tab/>
       <w:tab/>
-      <w:t>2025-06-01</w:t>
+      <w:t>2025-06-02</w:t>
       <w:br/>
       <w:br/>
     </w:r>

--- a/tillsyn/A 61915-2024 tillsynsbegäran.docx
+++ b/tillsyn/A 61915-2024 tillsynsbegäran.docx
@@ -472,7 +472,7 @@
     <w:r>
       <w:tab/>
       <w:tab/>
-      <w:t>2025-06-02</w:t>
+      <w:t>2025-06-03</w:t>
       <w:br/>
       <w:br/>
     </w:r>

--- a/tillsyn/A 61915-2024 tillsynsbegäran.docx
+++ b/tillsyn/A 61915-2024 tillsynsbegäran.docx
@@ -472,7 +472,7 @@
     <w:r>
       <w:tab/>
       <w:tab/>
-      <w:t>2025-06-03</w:t>
+      <w:t>2025-06-04</w:t>
       <w:br/>
       <w:br/>
     </w:r>

--- a/tillsyn/A 61915-2024 tillsynsbegäran.docx
+++ b/tillsyn/A 61915-2024 tillsynsbegäran.docx
@@ -472,7 +472,7 @@
     <w:r>
       <w:tab/>
       <w:tab/>
-      <w:t>2025-06-04</w:t>
+      <w:t>2025-06-05</w:t>
       <w:br/>
       <w:br/>
     </w:r>

--- a/tillsyn/A 61915-2024 tillsynsbegäran.docx
+++ b/tillsyn/A 61915-2024 tillsynsbegäran.docx
@@ -472,7 +472,7 @@
     <w:r>
       <w:tab/>
       <w:tab/>
-      <w:t>2025-06-05</w:t>
+      <w:t>2025-06-13</w:t>
       <w:br/>
       <w:br/>
     </w:r>

--- a/tillsyn/A 61915-2024 tillsynsbegäran.docx
+++ b/tillsyn/A 61915-2024 tillsynsbegäran.docx
@@ -472,7 +472,7 @@
     <w:r>
       <w:tab/>
       <w:tab/>
-      <w:t>2025-06-13</w:t>
+      <w:t>2025-06-15</w:t>
       <w:br/>
       <w:br/>
     </w:r>

--- a/tillsyn/A 61915-2024 tillsynsbegäran.docx
+++ b/tillsyn/A 61915-2024 tillsynsbegäran.docx
@@ -472,7 +472,7 @@
     <w:r>
       <w:tab/>
       <w:tab/>
-      <w:t>2025-06-15</w:t>
+      <w:t>2025-06-16</w:t>
       <w:br/>
       <w:br/>
     </w:r>

--- a/tillsyn/A 61915-2024 tillsynsbegäran.docx
+++ b/tillsyn/A 61915-2024 tillsynsbegäran.docx
@@ -472,7 +472,7 @@
     <w:r>
       <w:tab/>
       <w:tab/>
-      <w:t>2025-06-16</w:t>
+      <w:t>2025-06-17</w:t>
       <w:br/>
       <w:br/>
     </w:r>

--- a/tillsyn/A 61915-2024 tillsynsbegäran.docx
+++ b/tillsyn/A 61915-2024 tillsynsbegäran.docx
@@ -472,7 +472,7 @@
     <w:r>
       <w:tab/>
       <w:tab/>
-      <w:t>2025-06-17</w:t>
+      <w:t>2025-06-18</w:t>
       <w:br/>
       <w:br/>
     </w:r>

--- a/tillsyn/A 61915-2024 tillsynsbegäran.docx
+++ b/tillsyn/A 61915-2024 tillsynsbegäran.docx
@@ -472,7 +472,7 @@
     <w:r>
       <w:tab/>
       <w:tab/>
-      <w:t>2025-06-18</w:t>
+      <w:t>2025-06-19</w:t>
       <w:br/>
       <w:br/>
     </w:r>

--- a/tillsyn/A 61915-2024 tillsynsbegäran.docx
+++ b/tillsyn/A 61915-2024 tillsynsbegäran.docx
@@ -472,7 +472,7 @@
     <w:r>
       <w:tab/>
       <w:tab/>
-      <w:t>2025-06-19</w:t>
+      <w:t>2025-06-20</w:t>
       <w:br/>
       <w:br/>
     </w:r>

--- a/tillsyn/A 61915-2024 tillsynsbegäran.docx
+++ b/tillsyn/A 61915-2024 tillsynsbegäran.docx
@@ -472,7 +472,7 @@
     <w:r>
       <w:tab/>
       <w:tab/>
-      <w:t>2025-06-20</w:t>
+      <w:t>2025-06-21</w:t>
       <w:br/>
       <w:br/>
     </w:r>

--- a/tillsyn/A 61915-2024 tillsynsbegäran.docx
+++ b/tillsyn/A 61915-2024 tillsynsbegäran.docx
@@ -472,7 +472,7 @@
     <w:r>
       <w:tab/>
       <w:tab/>
-      <w:t>2025-06-21</w:t>
+      <w:t>2025-06-22</w:t>
       <w:br/>
       <w:br/>
     </w:r>

--- a/tillsyn/A 61915-2024 tillsynsbegäran.docx
+++ b/tillsyn/A 61915-2024 tillsynsbegäran.docx
@@ -472,7 +472,7 @@
     <w:r>
       <w:tab/>
       <w:tab/>
-      <w:t>2025-06-22</w:t>
+      <w:t>2025-06-23</w:t>
       <w:br/>
       <w:br/>
     </w:r>

--- a/tillsyn/A 61915-2024 tillsynsbegäran.docx
+++ b/tillsyn/A 61915-2024 tillsynsbegäran.docx
@@ -472,7 +472,7 @@
     <w:r>
       <w:tab/>
       <w:tab/>
-      <w:t>2025-06-23</w:t>
+      <w:t>2025-06-24</w:t>
       <w:br/>
       <w:br/>
     </w:r>

--- a/tillsyn/A 61915-2024 tillsynsbegäran.docx
+++ b/tillsyn/A 61915-2024 tillsynsbegäran.docx
@@ -472,7 +472,7 @@
     <w:r>
       <w:tab/>
       <w:tab/>
-      <w:t>2025-06-24</w:t>
+      <w:t>2025-06-25</w:t>
       <w:br/>
       <w:br/>
     </w:r>

--- a/tillsyn/A 61915-2024 tillsynsbegäran.docx
+++ b/tillsyn/A 61915-2024 tillsynsbegäran.docx
@@ -472,7 +472,7 @@
     <w:r>
       <w:tab/>
       <w:tab/>
-      <w:t>2025-06-25</w:t>
+      <w:t>2025-06-26</w:t>
       <w:br/>
       <w:br/>
     </w:r>

--- a/tillsyn/A 61915-2024 tillsynsbegäran.docx
+++ b/tillsyn/A 61915-2024 tillsynsbegäran.docx
@@ -472,7 +472,7 @@
     <w:r>
       <w:tab/>
       <w:tab/>
-      <w:t>2025-06-26</w:t>
+      <w:t>2025-06-27</w:t>
       <w:br/>
       <w:br/>
     </w:r>

--- a/tillsyn/A 61915-2024 tillsynsbegäran.docx
+++ b/tillsyn/A 61915-2024 tillsynsbegäran.docx
@@ -472,7 +472,7 @@
     <w:r>
       <w:tab/>
       <w:tab/>
-      <w:t>2025-06-27</w:t>
+      <w:t>2025-06-28</w:t>
       <w:br/>
       <w:br/>
     </w:r>

--- a/tillsyn/A 61915-2024 tillsynsbegäran.docx
+++ b/tillsyn/A 61915-2024 tillsynsbegäran.docx
@@ -472,7 +472,7 @@
     <w:r>
       <w:tab/>
       <w:tab/>
-      <w:t>2025-06-28</w:t>
+      <w:t>2025-06-29</w:t>
       <w:br/>
       <w:br/>
     </w:r>

--- a/tillsyn/A 61915-2024 tillsynsbegäran.docx
+++ b/tillsyn/A 61915-2024 tillsynsbegäran.docx
@@ -472,7 +472,7 @@
     <w:r>
       <w:tab/>
       <w:tab/>
-      <w:t>2025-06-29</w:t>
+      <w:t>2025-06-30</w:t>
       <w:br/>
       <w:br/>
     </w:r>

--- a/tillsyn/A 61915-2024 tillsynsbegäran.docx
+++ b/tillsyn/A 61915-2024 tillsynsbegäran.docx
@@ -472,7 +472,7 @@
     <w:r>
       <w:tab/>
       <w:tab/>
-      <w:t>2025-06-30</w:t>
+      <w:t>2025-07-01</w:t>
       <w:br/>
       <w:br/>
     </w:r>

--- a/tillsyn/A 61915-2024 tillsynsbegäran.docx
+++ b/tillsyn/A 61915-2024 tillsynsbegäran.docx
@@ -472,7 +472,7 @@
     <w:r>
       <w:tab/>
       <w:tab/>
-      <w:t>2025-07-01</w:t>
+      <w:t>2025-07-02</w:t>
       <w:br/>
       <w:br/>
     </w:r>

--- a/tillsyn/A 61915-2024 tillsynsbegäran.docx
+++ b/tillsyn/A 61915-2024 tillsynsbegäran.docx
@@ -472,7 +472,7 @@
     <w:r>
       <w:tab/>
       <w:tab/>
-      <w:t>2025-07-02</w:t>
+      <w:t>2025-07-03</w:t>
       <w:br/>
       <w:br/>
     </w:r>

--- a/tillsyn/A 61915-2024 tillsynsbegäran.docx
+++ b/tillsyn/A 61915-2024 tillsynsbegäran.docx
@@ -472,7 +472,7 @@
     <w:r>
       <w:tab/>
       <w:tab/>
-      <w:t>2025-07-03</w:t>
+      <w:t>2025-07-04</w:t>
       <w:br/>
       <w:br/>
     </w:r>

--- a/tillsyn/A 61915-2024 tillsynsbegäran.docx
+++ b/tillsyn/A 61915-2024 tillsynsbegäran.docx
@@ -472,7 +472,7 @@
     <w:r>
       <w:tab/>
       <w:tab/>
-      <w:t>2025-07-04</w:t>
+      <w:t>2025-07-05</w:t>
       <w:br/>
       <w:br/>
     </w:r>

--- a/tillsyn/A 61915-2024 tillsynsbegäran.docx
+++ b/tillsyn/A 61915-2024 tillsynsbegäran.docx
@@ -472,7 +472,7 @@
     <w:r>
       <w:tab/>
       <w:tab/>
-      <w:t>2025-07-05</w:t>
+      <w:t>2025-07-06</w:t>
       <w:br/>
       <w:br/>
     </w:r>

--- a/tillsyn/A 61915-2024 tillsynsbegäran.docx
+++ b/tillsyn/A 61915-2024 tillsynsbegäran.docx
@@ -472,7 +472,7 @@
     <w:r>
       <w:tab/>
       <w:tab/>
-      <w:t>2025-07-06</w:t>
+      <w:t>2025-07-07</w:t>
       <w:br/>
       <w:br/>
     </w:r>

--- a/tillsyn/A 61915-2024 tillsynsbegäran.docx
+++ b/tillsyn/A 61915-2024 tillsynsbegäran.docx
@@ -472,7 +472,7 @@
     <w:r>
       <w:tab/>
       <w:tab/>
-      <w:t>2025-07-07</w:t>
+      <w:t>2025-07-08</w:t>
       <w:br/>
       <w:br/>
     </w:r>

--- a/tillsyn/A 61915-2024 tillsynsbegäran.docx
+++ b/tillsyn/A 61915-2024 tillsynsbegäran.docx
@@ -472,7 +472,7 @@
     <w:r>
       <w:tab/>
       <w:tab/>
-      <w:t>2025-07-08</w:t>
+      <w:t>2025-07-09</w:t>
       <w:br/>
       <w:br/>
     </w:r>

--- a/tillsyn/A 61915-2024 tillsynsbegäran.docx
+++ b/tillsyn/A 61915-2024 tillsynsbegäran.docx
@@ -472,7 +472,7 @@
     <w:r>
       <w:tab/>
       <w:tab/>
-      <w:t>2025-07-09</w:t>
+      <w:t>2025-07-11</w:t>
       <w:br/>
       <w:br/>
     </w:r>

--- a/tillsyn/A 61915-2024 tillsynsbegäran.docx
+++ b/tillsyn/A 61915-2024 tillsynsbegäran.docx
@@ -472,7 +472,7 @@
     <w:r>
       <w:tab/>
       <w:tab/>
-      <w:t>2025-07-11</w:t>
+      <w:t>2025-07-12</w:t>
       <w:br/>
       <w:br/>
     </w:r>

--- a/tillsyn/A 61915-2024 tillsynsbegäran.docx
+++ b/tillsyn/A 61915-2024 tillsynsbegäran.docx
@@ -472,7 +472,7 @@
     <w:r>
       <w:tab/>
       <w:tab/>
-      <w:t>2025-07-12</w:t>
+      <w:t>2025-07-13</w:t>
       <w:br/>
       <w:br/>
     </w:r>

--- a/tillsyn/A 61915-2024 tillsynsbegäran.docx
+++ b/tillsyn/A 61915-2024 tillsynsbegäran.docx
@@ -472,7 +472,7 @@
     <w:r>
       <w:tab/>
       <w:tab/>
-      <w:t>2025-07-13</w:t>
+      <w:t>2025-07-14</w:t>
       <w:br/>
       <w:br/>
     </w:r>

--- a/tillsyn/A 61915-2024 tillsynsbegäran.docx
+++ b/tillsyn/A 61915-2024 tillsynsbegäran.docx
@@ -510,7 +510,7 @@
     <w:r>
       <w:tab/>
       <w:tab/>
-      <w:t>2025-08-06</w:t>
+      <w:t>2025-08-09</w:t>
       <w:br/>
       <w:br/>
     </w:r>
